--- a/projects/valuepickr-open-screen/docs/Sonu Infratech.docx
+++ b/projects/valuepickr-open-screen/docs/Sonu Infratech.docx
@@ -232,6 +232,590 @@
         <w:spacing w:after="120" w:before="280"/>
       </w:pPr>
       <w:r>
+        <w:t xml:space="preserve">Guidance &amp; Expectation Gap</w:t>
+      </w:r>
+    </w:p>
+    <w:p>
+      <w:pPr>
+        <w:spacing w:after="120"/>
+      </w:pPr>
+      <w:r>
+        <w:rPr>
+          <w:i/>
+          <w:iCs/>
+          <w:color w:val="666666"/>
+          <w:sz w:val="18"/>
+          <w:szCs w:val="18"/>
+        </w:rPr>
+        <w:t xml:space="preserve">Management guidance decoded into commitments, graded on the expectation → action → operational → commercial → financial ladder, then compared to what the current price appears to assume. Method: playbook/guidance-and-expectation-gap.md.</w:t>
+      </w:r>
+    </w:p>
+    <w:p>
+      <w:pPr>
+        <w:spacing w:after="120"/>
+      </w:pPr>
+      <w:r>
+        <w:rPr>
+          <w:b/>
+          <w:bCs/>
+          <w:sz w:val="20"/>
+          <w:szCs w:val="20"/>
+        </w:rPr>
+        <w:t xml:space="preserve">Market expectation vs. our path:</w:t>
+      </w:r>
+    </w:p>
+    <w:tbl>
+      <w:tblPr>
+        <w:tblW w:type="dxa" w:w="9000"/>
+        <w:tblBorders>
+          <w:top w:val="single" w:color="auto" w:sz="4"/>
+          <w:left w:val="single" w:color="auto" w:sz="4"/>
+          <w:bottom w:val="single" w:color="auto" w:sz="4"/>
+          <w:right w:val="single" w:color="auto" w:sz="4"/>
+          <w:insideH w:val="single" w:color="auto" w:sz="4"/>
+          <w:insideV w:val="single" w:color="auto" w:sz="4"/>
+        </w:tblBorders>
+      </w:tblPr>
+      <w:tblGrid>
+        <w:gridCol w:w="3200"/>
+        <w:gridCol w:w="5800"/>
+      </w:tblGrid>
+      <w:tr>
+        <w:tc>
+          <w:tcPr>
+            <w:tcW w:type="dxa" w:w="3200"/>
+            <w:shd w:fill="F2F2F2" w:val="clear"/>
+          </w:tcPr>
+          <w:p>
+            <w:r>
+              <w:rPr>
+                <w:b/>
+                <w:bCs/>
+              </w:rPr>
+              <w:t xml:space="preserve">As of</w:t>
+            </w:r>
+          </w:p>
+        </w:tc>
+        <w:tc>
+          <w:tcPr>
+            <w:tcW w:type="dxa" w:w="5800"/>
+          </w:tcPr>
+          <w:p>
+            <w:r>
+              <w:t xml:space="preserve">2026-09-09</w:t>
+            </w:r>
+          </w:p>
+        </w:tc>
+      </w:tr>
+      <w:tr>
+        <w:tc>
+          <w:tcPr>
+            <w:tcW w:type="dxa" w:w="3200"/>
+            <w:shd w:fill="F2F2F2" w:val="clear"/>
+          </w:tcPr>
+          <w:p>
+            <w:r>
+              <w:rPr>
+                <w:b/>
+                <w:bCs/>
+              </w:rPr>
+              <w:t xml:space="preserve">Price / multiple</w:t>
+            </w:r>
+          </w:p>
+        </w:tc>
+        <w:tc>
+          <w:tcPr>
+            <w:tcW w:type="dxa" w:w="5800"/>
+          </w:tcPr>
+          <w:p>
+            <w:r>
+              <w:t xml:space="preserve">Rs 49.6 · 4.48x P/E</w:t>
+            </w:r>
+          </w:p>
+        </w:tc>
+      </w:tr>
+      <w:tr>
+        <w:tc>
+          <w:tcPr>
+            <w:tcW w:type="dxa" w:w="3200"/>
+            <w:shd w:fill="F2F2F2" w:val="clear"/>
+          </w:tcPr>
+          <w:p>
+            <w:r>
+              <w:rPr>
+                <w:b/>
+                <w:bCs/>
+              </w:rPr>
+              <w:t xml:space="preserve">Right valuation lens</w:t>
+            </w:r>
+          </w:p>
+        </w:tc>
+        <w:tc>
+          <w:tcPr>
+            <w:tcW w:type="dxa" w:w="5800"/>
+          </w:tcPr>
+          <w:p>
+            <w:r>
+              <w:t xml:space="preserve">P/E</w:t>
+            </w:r>
+          </w:p>
+        </w:tc>
+      </w:tr>
+      <w:tr>
+        <w:tc>
+          <w:tcPr>
+            <w:tcW w:type="dxa" w:w="3200"/>
+            <w:shd w:fill="F2F2F2" w:val="clear"/>
+          </w:tcPr>
+          <w:p>
+            <w:r>
+              <w:rPr>
+                <w:b/>
+                <w:bCs/>
+              </w:rPr>
+              <w:t xml:space="preserve">Price implies</w:t>
+            </w:r>
+          </w:p>
+        </w:tc>
+        <w:tc>
+          <w:tcPr>
+            <w:tcW w:type="dxa" w:w="5800"/>
+          </w:tcPr>
+          <w:p>
+            <w:r>
+              <w:t xml:space="preserve">4.5x P/E and 0.7x book price an earnings decline / execution risk; even flat earnings would justify a higher multiple</w:t>
+            </w:r>
+          </w:p>
+        </w:tc>
+      </w:tr>
+      <w:tr>
+        <w:tc>
+          <w:tcPr>
+            <w:tcW w:type="dxa" w:w="3200"/>
+            <w:shd w:fill="F2F2F2" w:val="clear"/>
+          </w:tcPr>
+          <w:p>
+            <w:r>
+              <w:rPr>
+                <w:b/>
+                <w:bCs/>
+              </w:rPr>
+              <w:t xml:space="preserve">Our FY27</w:t>
+            </w:r>
+          </w:p>
+        </w:tc>
+        <w:tc>
+          <w:tcPr>
+            <w:tcW w:type="dxa" w:w="5800"/>
+          </w:tcPr>
+          <w:p>
+            <w:r>
+              <w:t xml:space="preserve">revenue +15-20% on order book, OPM ~14-15%, PAT +15%</w:t>
+            </w:r>
+          </w:p>
+        </w:tc>
+      </w:tr>
+      <w:tr>
+        <w:tc>
+          <w:tcPr>
+            <w:tcW w:type="dxa" w:w="3200"/>
+            <w:shd w:fill="F2F2F2" w:val="clear"/>
+          </w:tcPr>
+          <w:p>
+            <w:r>
+              <w:rPr>
+                <w:b/>
+                <w:bCs/>
+              </w:rPr>
+              <w:t xml:space="preserve">Our FY28</w:t>
+            </w:r>
+          </w:p>
+        </w:tc>
+        <w:tc>
+          <w:tcPr>
+            <w:tcW w:type="dxa" w:w="5800"/>
+          </w:tcPr>
+          <w:p>
+            <w:r>
+              <w:t xml:space="preserve">bid-capacity ceiling (~Rs25cr) and working-capital intensity cap the compounding</w:t>
+            </w:r>
+          </w:p>
+        </w:tc>
+      </w:tr>
+      <w:tr>
+        <w:tc>
+          <w:tcPr>
+            <w:tcW w:type="dxa" w:w="3200"/>
+            <w:shd w:fill="F2F2F2" w:val="clear"/>
+          </w:tcPr>
+          <w:p>
+            <w:r>
+              <w:rPr>
+                <w:b/>
+                <w:bCs/>
+              </w:rPr>
+              <w:t xml:space="preserve">Gap direction</w:t>
+            </w:r>
+          </w:p>
+        </w:tc>
+        <w:tc>
+          <w:tcPr>
+            <w:tcW w:type="dxa" w:w="5800"/>
+          </w:tcPr>
+          <w:p>
+            <w:r>
+              <w:t xml:space="preserve">underestimated</w:t>
+            </w:r>
+          </w:p>
+        </w:tc>
+      </w:tr>
+      <w:tr>
+        <w:tc>
+          <w:tcPr>
+            <w:tcW w:type="dxa" w:w="3200"/>
+            <w:shd w:fill="F2F2F2" w:val="clear"/>
+          </w:tcPr>
+          <w:p>
+            <w:r>
+              <w:rPr>
+                <w:b/>
+                <w:bCs/>
+              </w:rPr>
+              <w:t xml:space="preserve">Gap type</w:t>
+            </w:r>
+          </w:p>
+        </w:tc>
+        <w:tc>
+          <w:tcPr>
+            <w:tcW w:type="dxa" w:w="5800"/>
+          </w:tcPr>
+          <w:p>
+            <w:r>
+              <w:t xml:space="preserve">duration</w:t>
+            </w:r>
+          </w:p>
+        </w:tc>
+      </w:tr>
+      <w:tr>
+        <w:tc>
+          <w:tcPr>
+            <w:tcW w:type="dxa" w:w="3200"/>
+            <w:shd w:fill="F2F2F2" w:val="clear"/>
+          </w:tcPr>
+          <w:p>
+            <w:r>
+              <w:rPr>
+                <w:b/>
+                <w:bCs/>
+              </w:rPr>
+              <w:t xml:space="preserve">Gap magnitude</w:t>
+            </w:r>
+          </w:p>
+        </w:tc>
+        <w:tc>
+          <w:tcPr>
+            <w:tcW w:type="dxa" w:w="5800"/>
+          </w:tcPr>
+          <w:p>
+            <w:r>
+              <w:t xml:space="preserve">not estimable</w:t>
+            </w:r>
+          </w:p>
+        </w:tc>
+      </w:tr>
+      <w:tr>
+        <w:tc>
+          <w:tcPr>
+            <w:tcW w:type="dxa" w:w="3200"/>
+            <w:shd w:fill="F2F2F2" w:val="clear"/>
+          </w:tcPr>
+          <w:p>
+            <w:r>
+              <w:rPr>
+                <w:b/>
+                <w:bCs/>
+              </w:rPr>
+              <w:t xml:space="preserve">Gap basis</w:t>
+            </w:r>
+          </w:p>
+        </w:tc>
+        <w:tc>
+          <w:tcPr>
+            <w:tcW w:type="dxa" w:w="5800"/>
+          </w:tcPr>
+          <w:p>
+            <w:r>
+              <w:t xml:space="preserve">profitable EPC contractor at 4.5x earnings / 0.7x book with 19% ROCE; the discount reflects SME liquidity, a 229-day cash cycle and promoter stake dilution rather than the earnings trend.</w:t>
+            </w:r>
+          </w:p>
+        </w:tc>
+      </w:tr>
+      <w:tr>
+        <w:tc>
+          <w:tcPr>
+            <w:tcW w:type="dxa" w:w="3200"/>
+            <w:shd w:fill="F2F2F2" w:val="clear"/>
+          </w:tcPr>
+          <w:p>
+            <w:r>
+              <w:rPr>
+                <w:b/>
+                <w:bCs/>
+              </w:rPr>
+              <w:t xml:space="preserve">Evidence quality</w:t>
+            </w:r>
+          </w:p>
+        </w:tc>
+        <w:tc>
+          <w:tcPr>
+            <w:tcW w:type="dxa" w:w="5800"/>
+          </w:tcPr>
+          <w:p>
+            <w:r>
+              <w:t xml:space="preserve">weak</w:t>
+            </w:r>
+          </w:p>
+        </w:tc>
+      </w:tr>
+    </w:tbl>
+    <w:p>
+      <w:pPr>
+        <w:spacing w:after="120"/>
+      </w:pPr>
+      <w:r>
+        <w:rPr>
+          <w:i/>
+          <w:iCs/>
+          <w:color w:val="666666"/>
+          <w:sz w:val="16"/>
+          <w:szCs w:val="16"/>
+        </w:rPr>
+        <w:t xml:space="preserve">no broker consensus; implied path is a reverse-P/E estimate + screener.in forward figures + VP thread view</w:t>
+      </w:r>
+    </w:p>
+    <w:p>
+      <w:pPr>
+        <w:pStyle w:val="Heading1"/>
+        <w:spacing w:after="120" w:before="280"/>
+      </w:pPr>
+      <w:r>
+        <w:t xml:space="preserve">Ishmohit-Lens Checks (value chain · earnings quality · growth trajectory · management · quality metrics · track record · global-signal check)</w:t>
+      </w:r>
+    </w:p>
+    <w:p>
+      <w:pPr>
+        <w:spacing w:after="120"/>
+      </w:pPr>
+      <w:r>
+        <w:rPr>
+          <w:i/>
+          <w:iCs/>
+          <w:color w:val="666666"/>
+          <w:sz w:val="18"/>
+          <w:szCs w:val="18"/>
+        </w:rPr>
+        <w:t xml:space="preserve">Extra checks drawn from @ishmohit1 / SOIC methodology (playbook/ishmohit-soic-style.md): where the company sits in its value chain and what the supply side is doing, whether a margin/PAT inflection is structural or a cyclical peak, the rate-of-change of growth vs. what the multiple demands, and management quality as a positive attribute.</w:t>
+      </w:r>
+    </w:p>
+    <w:p>
+      <w:pPr>
+        <w:spacing w:after="120"/>
+      </w:pPr>
+      <w:r>
+        <w:rPr>
+          <w:b/>
+          <w:bCs/>
+          <w:sz w:val="20"/>
+          <w:szCs w:val="20"/>
+        </w:rPr>
+        <w:t xml:space="preserve">Quality metrics (ROCE · debt · FCF · margin · capex):</w:t>
+      </w:r>
+    </w:p>
+    <w:tbl>
+      <w:tblPr>
+        <w:tblW w:type="dxa" w:w="9000"/>
+        <w:tblBorders>
+          <w:top w:val="single" w:color="auto" w:sz="4"/>
+          <w:left w:val="single" w:color="auto" w:sz="4"/>
+          <w:bottom w:val="single" w:color="auto" w:sz="4"/>
+          <w:right w:val="single" w:color="auto" w:sz="4"/>
+          <w:insideH w:val="single" w:color="auto" w:sz="4"/>
+          <w:insideV w:val="single" w:color="auto" w:sz="4"/>
+        </w:tblBorders>
+      </w:tblPr>
+      <w:tblGrid>
+        <w:gridCol w:w="3200"/>
+        <w:gridCol w:w="5800"/>
+      </w:tblGrid>
+      <w:tr>
+        <w:tc>
+          <w:tcPr>
+            <w:tcW w:type="dxa" w:w="3200"/>
+            <w:shd w:fill="F2F2F2" w:val="clear"/>
+          </w:tcPr>
+          <w:p>
+            <w:r>
+              <w:rPr>
+                <w:b/>
+                <w:bCs/>
+              </w:rPr>
+              <w:t xml:space="preserve">Assessment</w:t>
+            </w:r>
+          </w:p>
+        </w:tc>
+        <w:tc>
+          <w:tcPr>
+            <w:tcW w:type="dxa" w:w="5800"/>
+          </w:tcPr>
+          <w:p>
+            <w:r>
+              <w:t xml:space="preserve">neutral</w:t>
+            </w:r>
+          </w:p>
+        </w:tc>
+      </w:tr>
+      <w:tr>
+        <w:tc>
+          <w:tcPr>
+            <w:tcW w:type="dxa" w:w="3200"/>
+            <w:shd w:fill="F2F2F2" w:val="clear"/>
+          </w:tcPr>
+          <w:p>
+            <w:r>
+              <w:rPr>
+                <w:b/>
+                <w:bCs/>
+              </w:rPr>
+              <w:t xml:space="preserve">ROCE</w:t>
+            </w:r>
+          </w:p>
+        </w:tc>
+        <w:tc>
+          <w:tcPr>
+            <w:tcW w:type="dxa" w:w="5800"/>
+          </w:tcPr>
+          <w:p>
+            <w:r>
+              <w:t xml:space="preserve">19% (stable)</w:t>
+            </w:r>
+          </w:p>
+        </w:tc>
+      </w:tr>
+      <w:tr>
+        <w:tc>
+          <w:tcPr>
+            <w:tcW w:type="dxa" w:w="3200"/>
+            <w:shd w:fill="F2F2F2" w:val="clear"/>
+          </w:tcPr>
+          <w:p>
+            <w:r>
+              <w:rPr>
+                <w:b/>
+                <w:bCs/>
+              </w:rPr>
+              <w:t xml:space="preserve">Leverage</w:t>
+            </w:r>
+          </w:p>
+        </w:tc>
+        <w:tc>
+          <w:tcPr>
+            <w:tcW w:type="dxa" w:w="5800"/>
+          </w:tcPr>
+          <w:p>
+            <w:r>
+              <w:t xml:space="preserve">Net debt/EBITDA 1.6x</w:t>
+            </w:r>
+          </w:p>
+        </w:tc>
+      </w:tr>
+      <w:tr>
+        <w:tc>
+          <w:tcPr>
+            <w:tcW w:type="dxa" w:w="3200"/>
+            <w:shd w:fill="F2F2F2" w:val="clear"/>
+          </w:tcPr>
+          <w:p>
+            <w:r>
+              <w:rPr>
+                <w:b/>
+                <w:bCs/>
+              </w:rPr>
+              <w:t xml:space="preserve">FCF conversion</w:t>
+            </w:r>
+          </w:p>
+        </w:tc>
+        <w:tc>
+          <w:tcPr>
+            <w:tcW w:type="dxa" w:w="5800"/>
+          </w:tcPr>
+          <w:p>
+            <w:r>
+              <w:t xml:space="preserve">—</w:t>
+            </w:r>
+          </w:p>
+        </w:tc>
+      </w:tr>
+      <w:tr>
+        <w:tc>
+          <w:tcPr>
+            <w:tcW w:type="dxa" w:w="3200"/>
+            <w:shd w:fill="F2F2F2" w:val="clear"/>
+          </w:tcPr>
+          <w:p>
+            <w:r>
+              <w:rPr>
+                <w:b/>
+                <w:bCs/>
+              </w:rPr>
+              <w:t xml:space="preserve">Margin trend</w:t>
+            </w:r>
+          </w:p>
+        </w:tc>
+        <w:tc>
+          <w:tcPr>
+            <w:tcW w:type="dxa" w:w="5800"/>
+          </w:tcPr>
+          <w:p>
+            <w:r>
+              <w:t xml:space="preserve">stable</w:t>
+            </w:r>
+          </w:p>
+        </w:tc>
+      </w:tr>
+      <w:tr>
+        <w:tc>
+          <w:tcPr>
+            <w:tcW w:type="dxa" w:w="3200"/>
+            <w:shd w:fill="F2F2F2" w:val="clear"/>
+          </w:tcPr>
+          <w:p>
+            <w:r>
+              <w:rPr>
+                <w:b/>
+                <w:bCs/>
+              </w:rPr>
+              <w:t xml:space="preserve">Capex efficiency</w:t>
+            </w:r>
+          </w:p>
+        </w:tc>
+        <w:tc>
+          <w:tcPr>
+            <w:tcW w:type="dxa" w:w="5800"/>
+          </w:tcPr>
+          <w:p>
+            <w:r>
+              <w:t xml:space="preserve">neutral</w:t>
+            </w:r>
+          </w:p>
+        </w:tc>
+      </w:tr>
+    </w:tbl>
+    <w:p>
+      <w:pPr>
+        <w:pStyle w:val="Heading1"/>
+        <w:spacing w:after="120" w:before="280"/>
+      </w:pPr>
+      <w:r>
         <w:t xml:space="preserve">Technical Read (Weekly / Monthly MACD + Bollinger Bands, or RSI/CCI/Williams %R proxy)</w:t>
       </w:r>
     </w:p>
@@ -449,6 +1033,34 @@
           <w:szCs w:val="24"/>
         </w:rPr>
         <w:t xml:space="preserve">10x-in-2-3-years</w:t>
+      </w:r>
+    </w:p>
+    <w:p>
+      <w:pPr>
+        <w:spacing w:after="120"/>
+      </w:pPr>
+      <w:r>
+        <w:rPr>
+          <w:color w:val="666666"/>
+          <w:sz w:val="20"/>
+          <w:szCs w:val="20"/>
+        </w:rPr>
+        <w:t xml:space="preserve">4-box gate — tailwind: weak · TAM: weak · moat: no · valuation: yes  (score 2 / 4)</w:t>
+      </w:r>
+    </w:p>
+    <w:p>
+      <w:pPr>
+        <w:spacing w:after="120"/>
+      </w:pPr>
+      <w:r>
+        <w:rPr>
+          <w:i/>
+          <w:iCs/>
+          <w:color w:val="666666"/>
+          <w:sz w:val="20"/>
+          <w:szCs w:val="20"/>
+        </w:rPr>
+        <w:t xml:space="preserve">Single-customer (Reliance) concentration is a moat risk not a moat (no); verdict cites a 'cheap multiple' (valuation=yes); FY26 guidance miss and SME liquidity undercut tailwind/tam.</w:t>
       </w:r>
     </w:p>
     <w:p>
